--- a/arb/docx/29.content.docx
+++ b/arb/docx/29.content.docx
@@ -9,6 +9,8 @@
       </w:pPr>
       <w:r>
         <w:rPr>
+          <w:rtl/>
+          <w:cs/>
           <w:lang w:val="ar_AE" w:bidi="ar_AE"/>
         </w:rPr>
       </w:r>
@@ -20,12 +22,16 @@
       </w:pPr>
       <w:r>
         <w:rPr>
+          <w:rtl/>
+          <w:cs/>
           <w:lang w:val="ar_AE" w:bidi="ar_AE"/>
         </w:rPr>
         <w:t>Resource: Biblica Study Notes</w:t>
       </w:r>
       <w:r>
         <w:rPr>
+          <w:rtl/>
+          <w:cs/>
           <w:lang w:val="ar_AE" w:bidi="ar_AE"/>
         </w:rPr>
       </w:r>
@@ -36,53 +42,71 @@
       </w:pPr>
       <w:r>
         <w:rPr>
+          <w:rtl/>
+          <w:cs/>
           <w:lang w:val="ar_AE" w:bidi="ar_AE"/>
         </w:rPr>
       </w:r>
       <w:r>
         <w:rPr>
           <w:b/>
+          <w:rtl/>
+          <w:cs/>
           <w:lang w:val="ar_AE" w:bidi="ar_AE"/>
         </w:rPr>
         <w:t>Biblica Study Notes (Book Intros)</w:t>
       </w:r>
       <w:r>
         <w:rPr>
+          <w:rtl/>
+          <w:cs/>
           <w:lang w:val="ar_AE" w:bidi="ar_AE"/>
         </w:rPr>
         <w:t xml:space="preserve"> © 2023 Biblica Inc. Released under CC BY-SA 4.0 license. </w:t>
       </w:r>
       <w:r>
         <w:rPr>
+          <w:rtl/>
+          <w:cs/>
           <w:lang w:val="ar_AE" w:bidi="ar_AE"/>
         </w:rPr>
         <w:t>Biblica Study Notes</w:t>
       </w:r>
       <w:r>
         <w:rPr>
+          <w:rtl/>
+          <w:cs/>
           <w:lang w:val="ar_AE" w:bidi="ar_AE"/>
         </w:rPr>
         <w:t xml:space="preserve"> has been adapted in the following languages: Tok Pisin, Arabic (عربي), French (Français), Hindi (हिंदी), Indonesian (Bahasa Indonesia), Portuguese (Português), Russian (Русский), Spanish (Español), Swahili (Kiswahili), and Simplified Chinese (简体中文)from </w:t>
       </w:r>
       <w:r>
         <w:rPr>
+          <w:rtl/>
+          <w:cs/>
           <w:lang w:val="ar_AE" w:bidi="ar_AE"/>
         </w:rPr>
         <w:t>Biblica Study Notes</w:t>
       </w:r>
       <w:r>
         <w:rPr>
+          <w:rtl/>
+          <w:cs/>
           <w:lang w:val="ar_AE" w:bidi="ar_AE"/>
         </w:rPr>
         <w:t xml:space="preserve"> © 2023 Biblica Inc. Released under CC BY-SA 4.0 license by Mission Mutual</w:t>
       </w:r>
       <w:r>
         <w:rPr>
-          <w:lang w:val="ar_AE" w:bidi="ar_AE"/>
-        </w:rPr>
-      </w:r>
-      <w:r>
-        <w:rPr>
+          <w:rtl/>
+          <w:cs/>
+          <w:lang w:val="ar_AE" w:bidi="ar_AE"/>
+        </w:rPr>
+      </w:r>
+      <w:r>
+        <w:rPr>
+          <w:rtl/>
+          <w:cs/>
           <w:lang w:val="ar_AE" w:bidi="ar_AE"/>
         </w:rPr>
       </w:r>
@@ -94,6 +118,8 @@
       </w:pPr>
       <w:r>
         <w:rPr>
+          <w:rtl/>
+          <w:cs/>
           <w:lang w:val="ar_AE" w:bidi="ar_AE"/>
         </w:rPr>
         <w:t>Biblica Study Notes</w:t>
@@ -123,6 +149,8 @@
       </w:pPr>
       <w:r>
         <w:rPr>
+          <w:rtl/>
+          <w:cs/>
           <w:lang w:val="ar_AE" w:bidi="ar_AE"/>
         </w:rPr>
       </w:r>
@@ -134,12 +162,16 @@
       </w:pPr>
       <w:r>
         <w:rPr>
+          <w:rtl/>
+          <w:cs/>
           <w:lang w:val="ar_AE" w:bidi="ar_AE"/>
         </w:rPr>
         <w:t>JOL</w:t>
       </w:r>
       <w:r>
         <w:rPr>
+          <w:rtl/>
+          <w:cs/>
           <w:lang w:val="ar_AE" w:bidi="ar_AE"/>
         </w:rPr>
       </w:r>
@@ -150,22 +182,30 @@
       </w:pPr>
       <w:r>
         <w:rPr>
-          <w:lang w:val="ar_AE" w:bidi="ar_AE"/>
-        </w:rPr>
-      </w:r>
-      <w:r>
-        <w:rPr>
+          <w:rtl/>
+          <w:cs/>
+          <w:lang w:val="ar_AE" w:bidi="ar_AE"/>
+        </w:rPr>
+      </w:r>
+      <w:r>
+        <w:rPr>
+          <w:rtl/>
+          <w:cs/>
           <w:lang w:val="ar_AE" w:bidi="ar_AE"/>
         </w:rPr>
         <w:t xml:space="preserve"> </w:t>
       </w:r>
       <w:r>
         <w:rPr>
-          <w:lang w:val="ar_AE" w:bidi="ar_AE"/>
-        </w:rPr>
-      </w:r>
-      <w:r>
-        <w:rPr>
+          <w:rtl/>
+          <w:cs/>
+          <w:lang w:val="ar_AE" w:bidi="ar_AE"/>
+        </w:rPr>
+      </w:r>
+      <w:r>
+        <w:rPr>
+          <w:rtl/>
+          <w:cs/>
           <w:lang w:val="ar_AE" w:bidi="ar_AE"/>
         </w:rPr>
       </w:r>
@@ -191,6 +231,8 @@
       </w:pPr>
       <w:r>
         <w:rPr>
+          <w:rtl/>
+          <w:cs/>
           <w:lang w:val="ar_AE" w:bidi="ar_AE"/>
         </w:rPr>
       </w:r>
@@ -202,12 +244,16 @@
       </w:pPr>
       <w:r>
         <w:rPr>
+          <w:rtl/>
+          <w:cs/>
           <w:lang w:val="ar_AE" w:bidi="ar_AE"/>
         </w:rPr>
         <w:t>يوئيل</w:t>
       </w:r>
       <w:r>
         <w:rPr>
+          <w:rtl/>
+          <w:cs/>
           <w:lang w:val="ar_AE" w:bidi="ar_AE"/>
         </w:rPr>
       </w:r>
@@ -218,12 +264,16 @@
       </w:pPr>
       <w:r>
         <w:rPr>
+          <w:rtl/>
+          <w:cs/>
           <w:lang w:val="ar_AE" w:bidi="ar_AE"/>
         </w:rPr>
       </w:r>
       <w:r>
         <w:rPr>
           <w:b/>
+          <w:rtl/>
+          <w:cs/>
           <w:lang w:val="ar_AE" w:bidi="ar_AE"/>
         </w:rPr>
         <w:t>ما هو سفر يوئيل؟</w:t>
@@ -238,11 +288,15 @@
       </w:pPr>
       <w:r>
         <w:rPr>
-          <w:lang w:val="ar_AE" w:bidi="ar_AE"/>
-        </w:rPr>
-      </w:r>
-      <w:r>
-        <w:rPr>
+          <w:rtl/>
+          <w:cs/>
+          <w:lang w:val="ar_AE" w:bidi="ar_AE"/>
+        </w:rPr>
+      </w:r>
+      <w:r>
+        <w:rPr>
+          <w:rtl/>
+          <w:cs/>
           <w:lang w:val="ar_AE" w:bidi="ar_AE"/>
         </w:rPr>
         <w:t>يوئيل هو سفر من أسفار الأنبياء في إسرائيل. وهو عبارة عن مجموعة من الرسائل من الله التي تحدث بها يوئيل.</w:t>
@@ -257,11 +311,15 @@
       </w:pPr>
       <w:r>
         <w:rPr>
-          <w:lang w:val="ar_AE" w:bidi="ar_AE"/>
-        </w:rPr>
-      </w:r>
-      <w:r>
-        <w:rPr>
+          <w:rtl/>
+          <w:cs/>
+          <w:lang w:val="ar_AE" w:bidi="ar_AE"/>
+        </w:rPr>
+      </w:r>
+      <w:r>
+        <w:rPr>
+          <w:rtl/>
+          <w:cs/>
           <w:lang w:val="ar_AE" w:bidi="ar_AE"/>
         </w:rPr>
         <w:t>كانت معظم الرسائل تتعلق بشعب وكهنة المملكة الجنوبية.</w:t>
@@ -276,11 +334,15 @@
       </w:pPr>
       <w:r>
         <w:rPr>
-          <w:lang w:val="ar_AE" w:bidi="ar_AE"/>
-        </w:rPr>
-      </w:r>
-      <w:r>
-        <w:rPr>
+          <w:rtl/>
+          <w:cs/>
+          <w:lang w:val="ar_AE" w:bidi="ar_AE"/>
+        </w:rPr>
+      </w:r>
+      <w:r>
+        <w:rPr>
+          <w:rtl/>
+          <w:cs/>
           <w:lang w:val="ar_AE" w:bidi="ar_AE"/>
         </w:rPr>
         <w:t>لا يُعرف من أي بلدة كان يوئيل أو متى تحدث بهذه الرسائل.</w:t>
@@ -295,11 +357,15 @@
       </w:pPr>
       <w:r>
         <w:rPr>
-          <w:lang w:val="ar_AE" w:bidi="ar_AE"/>
-        </w:rPr>
-      </w:r>
-      <w:r>
-        <w:rPr>
+          <w:rtl/>
+          <w:cs/>
+          <w:lang w:val="ar_AE" w:bidi="ar_AE"/>
+        </w:rPr>
+      </w:r>
+      <w:r>
+        <w:rPr>
+          <w:rtl/>
+          <w:cs/>
           <w:lang w:val="ar_AE" w:bidi="ar_AE"/>
         </w:rPr>
         <w:t>تتعلق الرسائل بضربة الجراد في أرض يهوذا. وتتعلق بأوقات الدينونة وأوقات البركة. كما أنها تتعلق بأحداث لم تحدث بعد.</w:t>
@@ -314,11 +380,15 @@
       </w:pPr>
       <w:r>
         <w:rPr>
-          <w:lang w:val="ar_AE" w:bidi="ar_AE"/>
-        </w:rPr>
-      </w:r>
-      <w:r>
-        <w:rPr>
+          <w:rtl/>
+          <w:cs/>
+          <w:lang w:val="ar_AE" w:bidi="ar_AE"/>
+        </w:rPr>
+      </w:r>
+      <w:r>
+        <w:rPr>
+          <w:rtl/>
+          <w:cs/>
           <w:lang w:val="ar_AE" w:bidi="ar_AE"/>
         </w:rPr>
         <w:t>تمت كتابة الرسائل في صورة قصائد.</w:t>
@@ -333,11 +403,15 @@
       </w:pPr>
       <w:r>
         <w:rPr>
-          <w:lang w:val="ar_AE" w:bidi="ar_AE"/>
-        </w:rPr>
-      </w:r>
-      <w:r>
-        <w:rPr>
+          <w:rtl/>
+          <w:cs/>
+          <w:lang w:val="ar_AE" w:bidi="ar_AE"/>
+        </w:rPr>
+      </w:r>
+      <w:r>
+        <w:rPr>
+          <w:rtl/>
+          <w:cs/>
           <w:lang w:val="ar_AE" w:bidi="ar_AE"/>
         </w:rPr>
         <w:t>يُعتقد أن يوئيل كتب هذه الرسائل.</w:t>
@@ -352,11 +426,15 @@
       </w:pPr>
       <w:r>
         <w:rPr>
-          <w:lang w:val="ar_AE" w:bidi="ar_AE"/>
-        </w:rPr>
-      </w:r>
-      <w:r>
-        <w:rPr>
+          <w:rtl/>
+          <w:cs/>
+          <w:lang w:val="ar_AE" w:bidi="ar_AE"/>
+        </w:rPr>
+      </w:r>
+      <w:r>
+        <w:rPr>
+          <w:rtl/>
+          <w:cs/>
           <w:lang w:val="ar_AE" w:bidi="ar_AE"/>
         </w:rPr>
         <w:t>لقد فهم كُتّاب العهد الجديد أن بعض نبوات يوئيل تحققت خلال عيد العنصرة (يوم الخمسين). ويوم الخمسين هو اليوم الذي فيه أرسل الرب يسوع الروح القدس إلى أتباعه.</w:t>
@@ -368,12 +446,16 @@
       </w:pPr>
       <w:r>
         <w:rPr>
+          <w:rtl/>
+          <w:cs/>
           <w:lang w:val="ar_AE" w:bidi="ar_AE"/>
         </w:rPr>
       </w:r>
       <w:r>
         <w:rPr>
           <w:b/>
+          <w:rtl/>
+          <w:cs/>
           <w:lang w:val="ar_AE" w:bidi="ar_AE"/>
         </w:rPr>
         <w:t>لمن كُتب هذا السفر؟</w:t>
@@ -388,11 +470,15 @@
       </w:pPr>
       <w:r>
         <w:rPr>
-          <w:lang w:val="ar_AE" w:bidi="ar_AE"/>
-        </w:rPr>
-      </w:r>
-      <w:r>
-        <w:rPr>
+          <w:rtl/>
+          <w:cs/>
+          <w:lang w:val="ar_AE" w:bidi="ar_AE"/>
+        </w:rPr>
+      </w:r>
+      <w:r>
+        <w:rPr>
+          <w:rtl/>
+          <w:cs/>
           <w:lang w:val="ar_AE" w:bidi="ar_AE"/>
         </w:rPr>
         <w:t>لشعب مملكة يهوذا الجنوبية.</w:t>
@@ -404,12 +490,16 @@
       </w:pPr>
       <w:r>
         <w:rPr>
+          <w:rtl/>
+          <w:cs/>
           <w:lang w:val="ar_AE" w:bidi="ar_AE"/>
         </w:rPr>
       </w:r>
       <w:r>
         <w:rPr>
           <w:b/>
+          <w:rtl/>
+          <w:cs/>
           <w:lang w:val="ar_AE" w:bidi="ar_AE"/>
         </w:rPr>
         <w:t>لماذا كُتب سفر يوئيل؟</w:t>
@@ -424,11 +514,15 @@
       </w:pPr>
       <w:r>
         <w:rPr>
-          <w:lang w:val="ar_AE" w:bidi="ar_AE"/>
-        </w:rPr>
-      </w:r>
-      <w:r>
-        <w:rPr>
+          <w:rtl/>
+          <w:cs/>
+          <w:lang w:val="ar_AE" w:bidi="ar_AE"/>
+        </w:rPr>
+      </w:r>
+      <w:r>
+        <w:rPr>
+          <w:rtl/>
+          <w:cs/>
           <w:lang w:val="ar_AE" w:bidi="ar_AE"/>
         </w:rPr>
         <w:t>للحزن على ضربة الجراد التي دمرت جميع المحاصيل.</w:t>
@@ -443,11 +537,15 @@
       </w:pPr>
       <w:r>
         <w:rPr>
-          <w:lang w:val="ar_AE" w:bidi="ar_AE"/>
-        </w:rPr>
-      </w:r>
-      <w:r>
-        <w:rPr>
+          <w:rtl/>
+          <w:cs/>
+          <w:lang w:val="ar_AE" w:bidi="ar_AE"/>
+        </w:rPr>
+      </w:r>
+      <w:r>
+        <w:rPr>
+          <w:rtl/>
+          <w:cs/>
           <w:lang w:val="ar_AE" w:bidi="ar_AE"/>
         </w:rPr>
         <w:t>لحث شعب الله على العودة إلى الله والتوبة عن خطاياهم.</w:t>
@@ -462,11 +560,15 @@
       </w:pPr>
       <w:r>
         <w:rPr>
-          <w:lang w:val="ar_AE" w:bidi="ar_AE"/>
-        </w:rPr>
-      </w:r>
-      <w:r>
-        <w:rPr>
+          <w:rtl/>
+          <w:cs/>
+          <w:lang w:val="ar_AE" w:bidi="ar_AE"/>
+        </w:rPr>
+      </w:r>
+      <w:r>
+        <w:rPr>
+          <w:rtl/>
+          <w:cs/>
           <w:lang w:val="ar_AE" w:bidi="ar_AE"/>
         </w:rPr>
         <w:t>لإظهار رغبة الله في أن يُبارك جميع الناس الذين يخدمونه.</w:t>
@@ -478,12 +580,16 @@
       </w:pPr>
       <w:r>
         <w:rPr>
+          <w:rtl/>
+          <w:cs/>
           <w:lang w:val="ar_AE" w:bidi="ar_AE"/>
         </w:rPr>
       </w:r>
       <w:r>
         <w:rPr>
           <w:b/>
+          <w:rtl/>
+          <w:cs/>
           <w:lang w:val="ar_AE" w:bidi="ar_AE"/>
         </w:rPr>
         <w:t>الأفكار الرئيسية</w:t>
@@ -498,11 +604,15 @@
       </w:pPr>
       <w:r>
         <w:rPr>
-          <w:lang w:val="ar_AE" w:bidi="ar_AE"/>
-        </w:rPr>
-      </w:r>
-      <w:r>
-        <w:rPr>
+          <w:rtl/>
+          <w:cs/>
+          <w:lang w:val="ar_AE" w:bidi="ar_AE"/>
+        </w:rPr>
+      </w:r>
+      <w:r>
+        <w:rPr>
+          <w:rtl/>
+          <w:cs/>
           <w:lang w:val="ar_AE" w:bidi="ar_AE"/>
         </w:rPr>
         <w:t>الله يجلب الدينونة ضد شعبه وعلى جميع الشعوب بسبب خطاياهم.</w:t>
@@ -517,11 +627,15 @@
       </w:pPr>
       <w:r>
         <w:rPr>
-          <w:lang w:val="ar_AE" w:bidi="ar_AE"/>
-        </w:rPr>
-      </w:r>
-      <w:r>
-        <w:rPr>
+          <w:rtl/>
+          <w:cs/>
+          <w:lang w:val="ar_AE" w:bidi="ar_AE"/>
+        </w:rPr>
+      </w:r>
+      <w:r>
+        <w:rPr>
+          <w:rtl/>
+          <w:cs/>
           <w:lang w:val="ar_AE" w:bidi="ar_AE"/>
         </w:rPr>
         <w:t>يشتاق الله أن يتوب جميع الناس عن الخطية. كما يشتاق لأن يكونوا مخلصين له تمامًا.</w:t>
@@ -536,11 +650,15 @@
       </w:pPr>
       <w:r>
         <w:rPr>
-          <w:lang w:val="ar_AE" w:bidi="ar_AE"/>
-        </w:rPr>
-      </w:r>
-      <w:r>
-        <w:rPr>
+          <w:rtl/>
+          <w:cs/>
+          <w:lang w:val="ar_AE" w:bidi="ar_AE"/>
+        </w:rPr>
+      </w:r>
+      <w:r>
+        <w:rPr>
+          <w:rtl/>
+          <w:cs/>
           <w:lang w:val="ar_AE" w:bidi="ar_AE"/>
         </w:rPr>
         <w:t>يوم الرب هو وقت الدينونة للبعض. في حين إنه وقت البركة للآخرين.</w:t>
@@ -552,12 +670,16 @@
       </w:pPr>
       <w:r>
         <w:rPr>
+          <w:rtl/>
+          <w:cs/>
           <w:lang w:val="ar_AE" w:bidi="ar_AE"/>
         </w:rPr>
       </w:r>
       <w:r>
         <w:rPr>
           <w:b/>
+          <w:rtl/>
+          <w:cs/>
           <w:lang w:val="ar_AE" w:bidi="ar_AE"/>
         </w:rPr>
         <w:t>مخطط السفر</w:t>
@@ -569,18 +691,24 @@
       </w:pPr>
       <w:r>
         <w:rPr>
+          <w:rtl/>
+          <w:cs/>
           <w:lang w:val="ar_AE" w:bidi="ar_AE"/>
         </w:rPr>
       </w:r>
       <w:r>
         <w:rPr>
           <w:b/>
+          <w:rtl/>
+          <w:cs/>
           <w:lang w:val="ar_AE" w:bidi="ar_AE"/>
         </w:rPr>
         <w:t>ضربة الجراد</w:t>
       </w:r>
       <w:r>
         <w:rPr>
+          <w:rtl/>
+          <w:cs/>
           <w:lang w:val="ar_AE" w:bidi="ar_AE"/>
         </w:rPr>
         <w:t xml:space="preserve"> </w:t>
@@ -588,12 +716,16 @@
       <w:r>
         <w:rPr>
           <w:b/>
+          <w:rtl/>
+          <w:cs/>
           <w:lang w:val="ar_AE" w:bidi="ar_AE"/>
         </w:rPr>
         <w:t>كتعبير عن يوم الرب</w:t>
       </w:r>
       <w:r>
         <w:rPr>
+          <w:rtl/>
+          <w:cs/>
           <w:lang w:val="ar_AE" w:bidi="ar_AE"/>
         </w:rPr>
         <w:t xml:space="preserve"> </w:t>
@@ -601,6 +733,8 @@
       <w:r>
         <w:rPr>
           <w:b/>
+          <w:rtl/>
+          <w:cs/>
           <w:lang w:val="ar_AE" w:bidi="ar_AE"/>
         </w:rPr>
         <w:t>(1).</w:t>
@@ -612,12 +746,16 @@
       </w:pPr>
       <w:r>
         <w:rPr>
+          <w:rtl/>
+          <w:cs/>
           <w:lang w:val="ar_AE" w:bidi="ar_AE"/>
         </w:rPr>
       </w:r>
       <w:r>
         <w:rPr>
           <w:b/>
+          <w:rtl/>
+          <w:cs/>
           <w:lang w:val="ar_AE" w:bidi="ar_AE"/>
         </w:rPr>
         <w:t>جيش الجراد كتعبير عن يوم الرب (2:1–27).</w:t>
@@ -629,23 +767,31 @@
       </w:pPr>
       <w:r>
         <w:rPr>
+          <w:rtl/>
+          <w:cs/>
           <w:lang w:val="ar_AE" w:bidi="ar_AE"/>
         </w:rPr>
       </w:r>
       <w:r>
         <w:rPr>
           <w:b/>
+          <w:rtl/>
+          <w:cs/>
           <w:lang w:val="ar_AE" w:bidi="ar_AE"/>
         </w:rPr>
         <w:t>حكم الله ضد الأمم كتعبير عن يوم الرب (2:28 – 3:21).</w:t>
       </w:r>
       <w:r>
         <w:rPr>
-          <w:lang w:val="ar_AE" w:bidi="ar_AE"/>
-        </w:rPr>
-      </w:r>
-      <w:r>
-        <w:rPr>
+          <w:rtl/>
+          <w:cs/>
+          <w:lang w:val="ar_AE" w:bidi="ar_AE"/>
+        </w:rPr>
+      </w:r>
+      <w:r>
+        <w:rPr>
+          <w:rtl/>
+          <w:cs/>
           <w:lang w:val="ar_AE" w:bidi="ar_AE"/>
         </w:rPr>
       </w:r>
